--- a/assignments/10-assignment.docx
+++ b/assignments/10-assignment.docx
@@ -66,7 +66,7 @@
         <w:t xml:space="preserve">Lecture 22</w:t>
       </w:r>
       <w:r>
-        <w:t xml:space="preserve">: AI and Wellbeing: The Attention Economy, the Environment, and Mental Health.</w:t>
+        <w:t xml:space="preserve">: AI and Wellbeing: The Attention Economy, Mental Health, and the Environment.</w:t>
       </w:r>
     </w:p>
     <w:p>
@@ -259,13 +259,13 @@
         </w:pict>
       </w:r>
     </w:p>
-    <w:bookmarkStart w:id="9" w:name="question-1-the-skill-compression-effect"/>
+    <w:bookmarkStart w:id="9" w:name="question-1"/>
     <w:p>
       <w:pPr>
         <w:pStyle w:val="Heading3"/>
       </w:pPr>
       <w:r>
-        <w:t xml:space="preserve">Question 1: The Skill Compression Effect</w:t>
+        <w:t xml:space="preserve">Question 1</w:t>
       </w:r>
     </w:p>
     <w:p>
@@ -273,49 +273,7 @@
         <w:pStyle w:val="FirstParagraph"/>
       </w:pPr>
       <w:r>
-        <w:t xml:space="preserve">Several studies discussed in Lecture 21 found that AI tools boost productivity, but the gains are uneven. The BCG consulting study (2023) found a 40% performance improvement on applicable tasks. Brynjolfsson et al. (2025) found a 14% productivity increase in customer service, with the biggest gains going to</w:t>
-      </w:r>
-      <w:r>
-        <w:t xml:space="preserve"> </w:t>
-      </w:r>
-      <w:r>
-        <w:rPr>
-          <w:b/>
-          <w:bCs/>
-        </w:rPr>
-        <w:t xml:space="preserve">novice workers</w:t>
-      </w:r>
-      <w:r>
-        <w:t xml:space="preserve">. GitHub’s Copilot study found 55% faster task completion for programmers. Across these studies, a pattern emerges: AI</w:t>
-      </w:r>
-      <w:r>
-        <w:t xml:space="preserve"> </w:t>
-      </w:r>
-      <w:r>
-        <w:rPr>
-          <w:b/>
-          <w:bCs/>
-        </w:rPr>
-        <w:t xml:space="preserve">compresses the skill distribution</w:t>
-      </w:r>
-      <w:r>
-        <w:t xml:space="preserve">, helping beginners more than experts. In some cases, experts actually perform</w:t>
-      </w:r>
-      <w:r>
-        <w:t xml:space="preserve"> </w:t>
-      </w:r>
-      <w:r>
-        <w:rPr>
-          <w:i/>
-          <w:iCs/>
-        </w:rPr>
-        <w:t xml:space="preserve">worse</w:t>
-      </w:r>
-      <w:r>
-        <w:t xml:space="preserve"> </w:t>
-      </w:r>
-      <w:r>
-        <w:t xml:space="preserve">with AI assistance.</w:t>
+        <w:t xml:space="preserve">Lecture 21 reviewed studies showing that AI tools raise productivity, but unevenly. Consultants performed 40% better on applicable tasks (BCG, 2023). Customer service agents were 15% more productive, with the biggest gains for novices (Brynjolfsson et al., 2025). Programmers finished tasks 55% faster with GitHub Copilot. Across these studies, AI compresses the skill distribution: novices improve more than experts, and experts sometimes do worse with AI.</w:t>
       </w:r>
     </w:p>
     <w:p>
@@ -338,7 +296,7 @@
         </w:numPr>
       </w:pPr>
       <w:r>
-        <w:t xml:space="preserve">Explain why novices benefit more than experts from AI tools. Think about what novices and experts each bring to a task, and what the AI substitutes for. Write 3–4 sentences.</w:t>
+        <w:t xml:space="preserve">Why do novices benefit more than experts? Think about what each brings to a task and what the AI substitutes for. Write 3-4 sentences.</w:t>
       </w:r>
     </w:p>
     <w:p>
@@ -349,23 +307,7 @@
         </w:numPr>
       </w:pPr>
       <w:r>
-        <w:t xml:space="preserve">If AI compresses the skill distribution — making novices nearly as productive as experts — what should happen to</w:t>
-      </w:r>
-      <w:r>
-        <w:t xml:space="preserve"> </w:t>
-      </w:r>
-      <w:r>
-        <w:rPr>
-          <w:b/>
-          <w:bCs/>
-        </w:rPr>
-        <w:t xml:space="preserve">wages</w:t>
-      </w:r>
-      <w:r>
-        <w:t xml:space="preserve"> </w:t>
-      </w:r>
-      <w:r>
-        <w:t xml:space="preserve">at each end? Should novice wages go up (they’re now more productive) or down (they’re more replaceable)? Should expert wages go up (scarce judgment) or down (their edge has shrunk)? Argue for one scenario and explain your reasoning in 4–5 sentences.</w:t>
+        <w:t xml:space="preserve">If novices become nearly as productive as experts, what should happen to wages at each end? Novice wages could rise (more productive) or fall (more replaceable). Expert wages could rise (scarce judgment) or fall (smaller edge). Argue for one scenario in 4-5 sentences.</w:t>
       </w:r>
     </w:p>
     <w:p>
@@ -376,23 +318,7 @@
         </w:numPr>
       </w:pPr>
       <w:r>
-        <w:t xml:space="preserve">Here is the puzzle: the lecture showed that companies are</w:t>
-      </w:r>
-      <w:r>
-        <w:t xml:space="preserve"> </w:t>
-      </w:r>
-      <w:r>
-        <w:rPr>
-          <w:b/>
-          <w:bCs/>
-        </w:rPr>
-        <w:t xml:space="preserve">hiring fewer juniors</w:t>
-      </w:r>
-      <w:r>
-        <w:t xml:space="preserve"> </w:t>
-      </w:r>
-      <w:r>
-        <w:t xml:space="preserve">even though juniors benefit most from AI. If AI makes junior workers more productive, why would companies hire fewer of them rather than more? Explain this contradiction in 3–4 sentences.</w:t>
+        <w:t xml:space="preserve">The lecture showed that companies are hiring fewer juniors, even though juniors gain most from AI. Explain this puzzle in 3-4 sentences.</w:t>
       </w:r>
     </w:p>
     <w:p>
@@ -446,13 +372,13 @@
       </w:r>
     </w:p>
     <w:bookmarkEnd w:id="9"/>
-    <w:bookmarkStart w:id="10" w:name="X4001fcbd9049f6dff6374633b5eb11d9dcb4182"/>
+    <w:bookmarkStart w:id="10" w:name="question-2"/>
     <w:p>
       <w:pPr>
         <w:pStyle w:val="Heading3"/>
       </w:pPr>
       <w:r>
-        <w:t xml:space="preserve">Question 2: Augmentation vs Replacement — Why It Matters Who Decides</w:t>
+        <w:t xml:space="preserve">Question 2</w:t>
       </w:r>
     </w:p>
     <w:p>
@@ -460,48 +386,7 @@
         <w:pStyle w:val="FirstParagraph"/>
       </w:pPr>
       <w:r>
-        <w:t xml:space="preserve">Daron Acemoglu, an MIT economist who won the 2024 Nobel Prize, argues that current AI development is</w:t>
-      </w:r>
-      <w:r>
-        <w:t xml:space="preserve"> </w:t>
-      </w:r>
-      <w:r>
-        <w:t xml:space="preserve">“biased toward replacement”</w:t>
-      </w:r>
-      <w:r>
-        <w:t xml:space="preserve">, that is, automating workers out of tasks rather than making them better at new ones. The lecture distinguished between AI that</w:t>
-      </w:r>
-      <w:r>
-        <w:t xml:space="preserve"> </w:t>
-      </w:r>
-      <w:r>
-        <w:rPr>
-          <w:b/>
-          <w:bCs/>
-        </w:rPr>
-        <w:t xml:space="preserve">augments</w:t>
-      </w:r>
-      <w:r>
-        <w:t xml:space="preserve"> </w:t>
-      </w:r>
-      <w:r>
-        <w:t xml:space="preserve">workers (makes them more productive at higher-value tasks) and AI that</w:t>
-      </w:r>
-      <w:r>
-        <w:t xml:space="preserve"> </w:t>
-      </w:r>
-      <w:r>
-        <w:rPr>
-          <w:b/>
-          <w:bCs/>
-        </w:rPr>
-        <w:t xml:space="preserve">replaces</w:t>
-      </w:r>
-      <w:r>
-        <w:t xml:space="preserve"> </w:t>
-      </w:r>
-      <w:r>
-        <w:t xml:space="preserve">them (does the task instead). Acemoglu’s concern is that companies have stronger financial incentives to replace than to augment.</w:t>
+        <w:t xml:space="preserve">Daron Acemoglu, an MIT economist and 2024 Nobel laureate, argues that AI today leans to replacement: it automates workers out of tasks instead of making them better at new ones. Lecture 21 separated AI that augments workers (makes them more productive at higher-value tasks) from AI that replaces them (does the task instead). His concern is that companies have stronger financial incentives to replace.</w:t>
       </w:r>
     </w:p>
     <w:p>
@@ -524,39 +409,7 @@
         </w:numPr>
       </w:pPr>
       <w:r>
-        <w:t xml:space="preserve">Give</w:t>
-      </w:r>
-      <w:r>
-        <w:t xml:space="preserve"> </w:t>
-      </w:r>
-      <w:r>
-        <w:rPr>
-          <w:b/>
-          <w:bCs/>
-        </w:rPr>
-        <w:t xml:space="preserve">one specific example</w:t>
-      </w:r>
-      <w:r>
-        <w:t xml:space="preserve"> </w:t>
-      </w:r>
-      <w:r>
-        <w:t xml:space="preserve">of AI being used to augment a worker (making them better at their job) and</w:t>
-      </w:r>
-      <w:r>
-        <w:t xml:space="preserve"> </w:t>
-      </w:r>
-      <w:r>
-        <w:rPr>
-          <w:b/>
-          <w:bCs/>
-        </w:rPr>
-        <w:t xml:space="preserve">one specific example</w:t>
-      </w:r>
-      <w:r>
-        <w:t xml:space="preserve"> </w:t>
-      </w:r>
-      <w:r>
-        <w:t xml:space="preserve">of AI being used to replace a worker (doing the job instead). For each, explain which tasks shift and who benefits. Write 2–3 sentences per example.</w:t>
+        <w:t xml:space="preserve">Give one example of AI augmenting a worker and one of AI replacing a worker. For each, explain in 2-3 sentences which tasks shift and who benefits.</w:t>
       </w:r>
     </w:p>
     <w:p>
@@ -567,7 +420,7 @@
         </w:numPr>
       </w:pPr>
       <w:r>
-        <w:t xml:space="preserve">Even when augmentation would produce better long-term outcomes (higher-quality work, more innovation), companies often choose replacement. In 3–4 sentences, explain why. Think about what shows up on a quarterly earnings report and what doesn’t.</w:t>
+        <w:t xml:space="preserve">Companies often choose replacement even when augmentation would give better long-term results (higher-quality work, more innovation). Explain why in 3-4 sentences. Think about what appears on a quarterly earnings report and what does not.</w:t>
       </w:r>
     </w:p>
     <w:p>
@@ -578,36 +431,7 @@
         </w:numPr>
       </w:pPr>
       <w:r>
-        <w:t xml:space="preserve">Propose</w:t>
-      </w:r>
-      <w:r>
-        <w:t xml:space="preserve"> </w:t>
-      </w:r>
-      <w:r>
-        <w:rPr>
-          <w:b/>
-          <w:bCs/>
-        </w:rPr>
-        <w:t xml:space="preserve">one specific policy</w:t>
-      </w:r>
-      <w:r>
-        <w:t xml:space="preserve">, e.g. a tax, regulation, or incentive, that would nudge companies toward augmentation rather than replacement. Explain how it would work in practice and identify</w:t>
-      </w:r>
-      <w:r>
-        <w:t xml:space="preserve"> </w:t>
-      </w:r>
-      <w:r>
-        <w:rPr>
-          <w:b/>
-          <w:bCs/>
-        </w:rPr>
-        <w:t xml:space="preserve">one realistic objection</w:t>
-      </w:r>
-      <w:r>
-        <w:t xml:space="preserve"> </w:t>
-      </w:r>
-      <w:r>
-        <w:t xml:space="preserve">someone might raise against it. Write 4–5 sentences.</w:t>
+        <w:t xml:space="preserve">Propose one policy (a tax, a regulation or an incentive) that would push companies towards augmentation. Explain how it would work and give one realistic objection. Write 4-5 sentences.</w:t>
       </w:r>
     </w:p>
     <w:p>
@@ -661,19 +485,13 @@
       </w:r>
     </w:p>
     <w:bookmarkEnd w:id="10"/>
-    <w:bookmarkStart w:id="11" w:name="X25706d78d996157c41d29c6c09643c8e89d6ed5"/>
+    <w:bookmarkStart w:id="11" w:name="question-3"/>
     <w:p>
       <w:pPr>
         <w:pStyle w:val="Heading3"/>
       </w:pPr>
       <w:r>
-        <w:t xml:space="preserve">Question 3: The Treatment Gap and</w:t>
-      </w:r>
-      <w:r>
-        <w:t xml:space="preserve"> </w:t>
-      </w:r>
-      <w:r>
-        <w:t xml:space="preserve">“Better Than Nothing”</w:t>
+        <w:t xml:space="preserve">Question 3</w:t>
       </w:r>
     </w:p>
     <w:p>
@@ -681,23 +499,7 @@
         <w:pStyle w:val="FirstParagraph"/>
       </w:pPr>
       <w:r>
-        <w:t xml:space="preserve">Lecture 22 presented a stark statistic:</w:t>
-      </w:r>
-      <w:r>
-        <w:t xml:space="preserve"> </w:t>
-      </w:r>
-      <w:r>
-        <w:rPr>
-          <w:b/>
-          <w:bCs/>
-        </w:rPr>
-        <w:t xml:space="preserve">75% of people</w:t>
-      </w:r>
-      <w:r>
-        <w:t xml:space="preserve"> </w:t>
-      </w:r>
-      <w:r>
-        <w:t xml:space="preserve">with mental health conditions in low- and middle-income countries receive no treatment at all. Even in the US, the average wait for a first psychiatric appointment is 25 days nationally, and over 30 weeks in some rural areas. A single therapy session costs $150–250 out of pocket. AI therapy tools like Woebot, Wysa, and general-purpose chatbots like ChatGPT exist in this context — not as replacements for well-funded human care, but as something people turn to when human care is unavailable, unaffordable, or months away.</w:t>
+        <w:t xml:space="preserve">Lecture 22 reported that 75% of people with mental illness in low- and middle-income countries get no treatment. In the US, the median wait for a first psychiatric visit is 67 days in a five-state study, and longer in rural areas. A session costs $150-250 out of pocket. This is the context for tools like Wysa and general-purpose chatbots like ChatGPT: people turn to them when human care is unavailable, unaffordable or months away.</w:t>
       </w:r>
     </w:p>
     <w:p>
@@ -720,7 +522,7 @@
         </w:numPr>
       </w:pPr>
       <w:r>
-        <w:t xml:space="preserve">In 3–4 sentences, explain why the treatment gap matters for evaluating AI therapy tools. Specifically: how does the comparison change when the alternative is</w:t>
+        <w:t xml:space="preserve">Why does the treatment gap matter when we evaluate AI therapy tools? In 3-4 sentences, explain how the comparison changes when the alternative is</w:t>
       </w:r>
       <w:r>
         <w:t xml:space="preserve"> </w:t>
@@ -732,7 +534,7 @@
         <w:t xml:space="preserve"> </w:t>
       </w:r>
       <w:r>
-        <w:t xml:space="preserve">rather than</w:t>
+        <w:t xml:space="preserve">and not</w:t>
       </w:r>
       <w:r>
         <w:t xml:space="preserve"> </w:t>
@@ -741,7 +543,7 @@
         <w:t xml:space="preserve">“a human therapist”</w:t>
       </w:r>
       <w:r>
-        <w:t xml:space="preserve">?</w:t>
+        <w:t xml:space="preserve">.</w:t>
       </w:r>
     </w:p>
     <w:p>
@@ -752,7 +554,7 @@
         </w:numPr>
       </w:pPr>
       <w:r>
-        <w:t xml:space="preserve">The lecture described</w:t>
+        <w:t xml:space="preserve">The lecture called</w:t>
       </w:r>
       <w:r>
         <w:t xml:space="preserve"> </w:t>
@@ -764,7 +566,7 @@
         <w:t xml:space="preserve"> </w:t>
       </w:r>
       <w:r>
-        <w:t xml:space="preserve">as both</w:t>
+        <w:t xml:space="preserve">both</w:t>
       </w:r>
       <w:r>
         <w:t xml:space="preserve"> </w:t>
@@ -788,23 +590,7 @@
         <w:t xml:space="preserve"> </w:t>
       </w:r>
       <w:r>
-        <w:t xml:space="preserve">for millions of people. Is this a compelling reason to deploy AI therapy tools that haven’t been fully tested in long-term clinical trials? Take a clear position in 4–5 sentences. Then give</w:t>
-      </w:r>
-      <w:r>
-        <w:t xml:space="preserve"> </w:t>
-      </w:r>
-      <w:r>
-        <w:rPr>
-          <w:b/>
-          <w:bCs/>
-        </w:rPr>
-        <w:t xml:space="preserve">one strong counter-argument</w:t>
-      </w:r>
-      <w:r>
-        <w:t xml:space="preserve"> </w:t>
-      </w:r>
-      <w:r>
-        <w:t xml:space="preserve">from the opposing side.</w:t>
+        <w:t xml:space="preserve">for millions. Is that a good enough reason to deploy AI therapy tools that have not been tested in long-term clinical trials? Take a position in 4-5 sentences, then give one strong counter-argument.</w:t>
       </w:r>
     </w:p>
     <w:p>
@@ -821,45 +607,10 @@
         <w:t xml:space="preserve"> </w:t>
       </w:r>
       <w:r>
-        <w:t xml:space="preserve">“addressed the mental health crisis.”</w:t>
-      </w:r>
-      <w:r>
-        <w:t xml:space="preserve"> </w:t>
-      </w:r>
-      <w:r>
-        <w:t xml:space="preserve">In 3–4 sentences, identify</w:t>
-      </w:r>
-      <w:r>
-        <w:t xml:space="preserve"> </w:t>
-      </w:r>
-      <w:r>
-        <w:rPr>
-          <w:b/>
-          <w:bCs/>
-        </w:rPr>
-        <w:t xml:space="preserve">who benefits</w:t>
-      </w:r>
-      <w:r>
-        <w:t xml:space="preserve"> </w:t>
-      </w:r>
-      <w:r>
-        <w:t xml:space="preserve">and</w:t>
-      </w:r>
-      <w:r>
-        <w:t xml:space="preserve"> </w:t>
-      </w:r>
-      <w:r>
-        <w:rPr>
-          <w:b/>
-          <w:bCs/>
-        </w:rPr>
-        <w:t xml:space="preserve">who is harmed</w:t>
-      </w:r>
-      <w:r>
-        <w:t xml:space="preserve"> </w:t>
-      </w:r>
-      <w:r>
-        <w:t xml:space="preserve">by this decision. Consider at least two different groups of people.</w:t>
+        <w:t xml:space="preserve">“addressed the mental health crisis”</w:t>
+      </w:r>
+      <w:r>
+        <w:t xml:space="preserve">. In 3-4 sentences, say who benefits and who is harmed. Consider at least two groups.</w:t>
       </w:r>
     </w:p>
     <w:p>
@@ -913,13 +664,13 @@
       </w:r>
     </w:p>
     <w:bookmarkEnd w:id="11"/>
-    <w:bookmarkStart w:id="12" w:name="X216fc3902d0e52e6ab27fcacd3356a5f4ffca04"/>
+    <w:bookmarkStart w:id="12" w:name="question-4"/>
     <w:p>
       <w:pPr>
         <w:pStyle w:val="Heading3"/>
       </w:pPr>
       <w:r>
-        <w:t xml:space="preserve">Question 4: Design a Responsible Mental Health Chatbot</w:t>
+        <w:t xml:space="preserve">Question 4</w:t>
       </w:r>
     </w:p>
     <w:p>
@@ -927,217 +678,48 @@
         <w:pStyle w:val="FirstParagraph"/>
       </w:pPr>
       <w:r>
-        <w:t xml:space="preserve">You have been hired by Emory’s student counselling centre to design an AI mental health tool for university students. Lecture 22 presented evidence on what AI therapy tools can and cannot do: they can be available at 3am, deliver structured coping strategies, and scale cheaply, but they cannot hold persistent memory between sessions, verify what users tell them, contact emergency services, diagnose conditions, or read body language. The lecture also discussed risks: dependency (the Replika case), harmful responses from LLMs (Moore et al., 2025), data privacy concerns, and the regulatory gap (most chatbots are classified as apps, not medical devices).</w:t>
-      </w:r>
-    </w:p>
-    <w:p>
-      <w:pPr>
-        <w:pStyle w:val="BodyText"/>
-      </w:pPr>
-      <w:r>
-        <w:rPr>
-          <w:b/>
-          <w:bCs/>
-        </w:rPr>
-        <w:t xml:space="preserve">Your task:</w:t>
-      </w:r>
-    </w:p>
-    <w:p>
-      <w:pPr>
+        <w:t xml:space="preserve">Emory’s student counselling centre hires you to design an AI mental health tool for students. Lecture 22 covered what such tools can and cannot do:</w:t>
+      </w:r>
+    </w:p>
+    <w:p>
+      <w:pPr>
+        <w:pStyle w:val="Compact"/>
         <w:numPr>
           <w:ilvl w:val="0"/>
           <w:numId w:val="1005"/>
         </w:numPr>
       </w:pPr>
       <w:r>
-        <w:t xml:space="preserve">List</w:t>
-      </w:r>
-      <w:r>
-        <w:t xml:space="preserve"> </w:t>
-      </w:r>
-      <w:r>
-        <w:rPr>
-          <w:b/>
-          <w:bCs/>
-        </w:rPr>
-        <w:t xml:space="preserve">3 features</w:t>
-      </w:r>
-      <w:r>
-        <w:t xml:space="preserve"> </w:t>
-      </w:r>
-      <w:r>
-        <w:t xml:space="preserve">you would include in the tool and</w:t>
-      </w:r>
-      <w:r>
-        <w:t xml:space="preserve"> </w:t>
-      </w:r>
-      <w:r>
-        <w:rPr>
-          <w:b/>
-          <w:bCs/>
-        </w:rPr>
-        <w:t xml:space="preserve">3 features</w:t>
-      </w:r>
-      <w:r>
-        <w:t xml:space="preserve"> </w:t>
-      </w:r>
-      <w:r>
-        <w:t xml:space="preserve">you would refuse to include. For each of the 6 items, write 1–2 sentences explaining your decision, referencing specific evidence or limitations from the lecture.</w:t>
-      </w:r>
-    </w:p>
-    <w:p>
-      <w:pPr>
+        <w:t xml:space="preserve">They can be available at 3am, deliver structured coping strategies and scale cheaply</w:t>
+      </w:r>
+    </w:p>
+    <w:p>
+      <w:pPr>
+        <w:pStyle w:val="Compact"/>
         <w:numPr>
           <w:ilvl w:val="0"/>
           <w:numId w:val="1005"/>
         </w:numPr>
       </w:pPr>
       <w:r>
-        <w:t xml:space="preserve">A student using your tool at 2am writes:</w:t>
-      </w:r>
-      <w:r>
-        <w:t xml:space="preserve"> </w:t>
-      </w:r>
-      <w:r>
-        <w:rPr>
-          <w:i/>
-          <w:iCs/>
-        </w:rPr>
-        <w:t xml:space="preserve">“I don’t see the point in going on anymore.”</w:t>
-      </w:r>
-      <w:r>
-        <w:t xml:space="preserve"> </w:t>
-      </w:r>
-      <w:r>
-        <w:t xml:space="preserve">Describe the</w:t>
-      </w:r>
-      <w:r>
-        <w:t xml:space="preserve"> </w:t>
-      </w:r>
-      <w:r>
-        <w:rPr>
-          <w:b/>
-          <w:bCs/>
-        </w:rPr>
-        <w:t xml:space="preserve">exact protocol</w:t>
-      </w:r>
-      <w:r>
-        <w:t xml:space="preserve"> </w:t>
-      </w:r>
-      <w:r>
-        <w:t xml:space="preserve">your tool should follow in response. Reference at least one limitation of LLMs that makes this situation particularly dangerous. Write 4–5 sentences.</w:t>
-      </w:r>
-    </w:p>
-    <w:p>
-      <w:pPr>
+        <w:t xml:space="preserve">They cannot hold reliable long-term memory, verify what users tell them, contact emergency services, diagnose conditions or read body language</w:t>
+      </w:r>
+    </w:p>
+    <w:p>
+      <w:pPr>
+        <w:pStyle w:val="Compact"/>
         <w:numPr>
           <w:ilvl w:val="0"/>
           <w:numId w:val="1005"/>
         </w:numPr>
       </w:pPr>
       <w:r>
-        <w:t xml:space="preserve">A venture capitalist reviewing your design says:</w:t>
-      </w:r>
-      <w:r>
-        <w:t xml:space="preserve"> </w:t>
-      </w:r>
-      <w:r>
-        <w:rPr>
-          <w:i/>
-          <w:iCs/>
-        </w:rPr>
-        <w:t xml:space="preserve">“Drop the therapist referral features — users want a friend, not a referral. Referrals kill engagement.”</w:t>
-      </w:r>
-      <w:r>
-        <w:t xml:space="preserve"> </w:t>
-      </w:r>
-      <w:r>
-        <w:t xml:space="preserve">In 3–4 sentences, explain why you would or would not follow this advice. Reference the Replika case or the Habicht et al. (2025) study to support your argument.</w:t>
-      </w:r>
-    </w:p>
-    <w:p>
-      <w:r>
-        <w:pict>
-          <v:rect style="width:0;height:1.5pt" o:hralign="center" o:hrstd="t" o:hr="t"/>
-        </w:pict>
+        <w:t xml:space="preserve">The risks include dependency (the Replika case), harmful responses (Moore et al., 2025), weak data privacy and a regulatory gap (most chatbots are apps, not medical devices)</w:t>
       </w:r>
     </w:p>
     <w:p>
       <w:pPr>
         <w:pStyle w:val="FirstParagraph"/>
-      </w:pPr>
-      <w:r>
-        <w:rPr>
-          <w:i/>
-          <w:iCs/>
-        </w:rPr>
-        <w:t xml:space="preserve">Your answer:</w:t>
-      </w:r>
-    </w:p>
-    <w:p>
-      <w:pPr>
-        <w:pStyle w:val="BodyText"/>
-      </w:pPr>
-      <w:r>
-        <w:br/>
-      </w:r>
-    </w:p>
-    <w:p>
-      <w:pPr>
-        <w:pStyle w:val="BodyText"/>
-      </w:pPr>
-      <w:r>
-        <w:br/>
-      </w:r>
-    </w:p>
-    <w:p>
-      <w:pPr>
-        <w:pStyle w:val="BodyText"/>
-      </w:pPr>
-      <w:r>
-        <w:br/>
-      </w:r>
-    </w:p>
-    <w:p>
-      <w:r>
-        <w:pict>
-          <v:rect style="width:0;height:1.5pt" o:hralign="center" o:hrstd="t" o:hr="t"/>
-        </w:pict>
-      </w:r>
-    </w:p>
-    <w:bookmarkEnd w:id="12"/>
-    <w:bookmarkStart w:id="13" w:name="X217dbce17f995866d1ff3b058363ff57bb3dd7a"/>
-    <w:p>
-      <w:pPr>
-        <w:pStyle w:val="Heading3"/>
-      </w:pPr>
-      <w:r>
-        <w:t xml:space="preserve">Question 5: Incentive Misalignment Everywhere</w:t>
-      </w:r>
-    </w:p>
-    <w:p>
-      <w:pPr>
-        <w:pStyle w:val="FirstParagraph"/>
-      </w:pPr>
-      <w:r>
-        <w:t xml:space="preserve">Lecture 22 stated:</w:t>
-      </w:r>
-      <w:r>
-        <w:t xml:space="preserve"> </w:t>
-      </w:r>
-      <w:r>
-        <w:t xml:space="preserve">“Company revenue and user wellbeing point in opposite directions.”</w:t>
-      </w:r>
-      <w:r>
-        <w:t xml:space="preserve"> </w:t>
-      </w:r>
-      <w:r>
-        <w:t xml:space="preserve">Recommendation algorithms maximise engagement (watch time, clicks, shares), not satisfaction or mental health. The Facebook Papers revealed Instagram worsened body image for teenage girls, but keeping the feature was better for engagement. Meanwhile, Lecture 21 showed that companies choose to replace workers with AI even when augmentation might produce better outcomes, because replacement cuts costs faster on quarterly reports.</w:t>
-      </w:r>
-    </w:p>
-    <w:p>
-      <w:pPr>
-        <w:pStyle w:val="BodyText"/>
       </w:pPr>
       <w:r>
         <w:rPr>
@@ -1155,23 +737,7 @@
         </w:numPr>
       </w:pPr>
       <w:r>
-        <w:t xml:space="preserve">In 3–4 sentences, describe the</w:t>
-      </w:r>
-      <w:r>
-        <w:t xml:space="preserve"> </w:t>
-      </w:r>
-      <w:r>
-        <w:rPr>
-          <w:b/>
-          <w:bCs/>
-        </w:rPr>
-        <w:t xml:space="preserve">common incentive structure</w:t>
-      </w:r>
-      <w:r>
-        <w:t xml:space="preserve"> </w:t>
-      </w:r>
-      <w:r>
-        <w:t xml:space="preserve">that drives both outcomes (platforms harming user wellbeing AND companies replacing rather than augmenting workers). What do the two cases share?</w:t>
+        <w:t xml:space="preserve">List three features you would include and three you would refuse to include. Justify each of the six in 1-2 sentences, using evidence or limits from the lecture.</w:t>
       </w:r>
     </w:p>
     <w:p>
@@ -1182,19 +748,23 @@
         </w:numPr>
       </w:pPr>
       <w:r>
-        <w:t xml:space="preserve">A natural response is:</w:t>
-      </w:r>
-      <w:r>
-        <w:t xml:space="preserve"> </w:t>
-      </w:r>
-      <w:r>
-        <w:t xml:space="preserve">“If the product gets worse, consumers will leave, and the market will fix it.”</w:t>
-      </w:r>
-      <w:r>
-        <w:t xml:space="preserve"> </w:t>
-      </w:r>
-      <w:r>
-        <w:t xml:space="preserve">In 3–4 sentences, explain why market forces alone are unlikely to fix the misalignment in either case. Think about what users and workers actually observe, and what information they lack.</w:t>
+        <w:t xml:space="preserve">At 2am, a student writes:</w:t>
+      </w:r>
+      <w:r>
+        <w:t xml:space="preserve"> </w:t>
+      </w:r>
+      <w:r>
+        <w:rPr>
+          <w:i/>
+          <w:iCs/>
+        </w:rPr>
+        <w:t xml:space="preserve">“I don’t see the point in going on anymore.”</w:t>
+      </w:r>
+      <w:r>
+        <w:t xml:space="preserve"> </w:t>
+      </w:r>
+      <w:r>
+        <w:t xml:space="preserve">Describe the exact protocol your tool should follow. Name at least one limit of LLMs that makes this situation dangerous. Write 4-5 sentences.</w:t>
       </w:r>
     </w:p>
     <w:p>
@@ -1205,36 +775,23 @@
         </w:numPr>
       </w:pPr>
       <w:r>
-        <w:t xml:space="preserve">Propose</w:t>
-      </w:r>
-      <w:r>
-        <w:t xml:space="preserve"> </w:t>
-      </w:r>
-      <w:r>
-        <w:rPr>
-          <w:b/>
-          <w:bCs/>
-        </w:rPr>
-        <w:t xml:space="preserve">one specific intervention</w:t>
-      </w:r>
-      <w:r>
-        <w:t xml:space="preserve">, e.g. a regulation, tax, or incentive change, that could realign incentives in</w:t>
-      </w:r>
-      <w:r>
-        <w:t xml:space="preserve"> </w:t>
-      </w:r>
-      <w:r>
-        <w:rPr>
-          <w:b/>
-          <w:bCs/>
-        </w:rPr>
-        <w:t xml:space="preserve">either</w:t>
-      </w:r>
-      <w:r>
-        <w:t xml:space="preserve"> </w:t>
-      </w:r>
-      <w:r>
-        <w:t xml:space="preserve">the attention economy or the labour market (pick one). Explain how it works and identify one trade-off or unintended consequence. Write 4–5 sentences.</w:t>
+        <w:t xml:space="preserve">A venture capitalist reviewing your design says:</w:t>
+      </w:r>
+      <w:r>
+        <w:t xml:space="preserve"> </w:t>
+      </w:r>
+      <w:r>
+        <w:rPr>
+          <w:i/>
+          <w:iCs/>
+        </w:rPr>
+        <w:t xml:space="preserve">“Drop the therapist referral features. Users want a friend, not a referral. Referrals kill engagement.”</w:t>
+      </w:r>
+      <w:r>
+        <w:t xml:space="preserve"> </w:t>
+      </w:r>
+      <w:r>
+        <w:t xml:space="preserve">Would you follow this advice? Explain in 3-4 sentences, using the Replika case or the Habicht et al. (2025) study.</w:t>
       </w:r>
     </w:p>
     <w:p>
@@ -1287,14 +844,14 @@
         </w:pict>
       </w:r>
     </w:p>
-    <w:bookmarkEnd w:id="13"/>
-    <w:bookmarkStart w:id="14" w:name="Xe3d83a37d05ba8f284593812845976c918794b9"/>
+    <w:bookmarkEnd w:id="12"/>
+    <w:bookmarkStart w:id="13" w:name="question-5"/>
     <w:p>
       <w:pPr>
         <w:pStyle w:val="Heading3"/>
       </w:pPr>
       <w:r>
-        <w:t xml:space="preserve">Bonus Question: Soft Skills Are Hard Skills</w:t>
+        <w:t xml:space="preserve">Question 5</w:t>
       </w:r>
     </w:p>
     <w:p>
@@ -1302,32 +859,16 @@
         <w:pStyle w:val="FirstParagraph"/>
       </w:pPr>
       <w:r>
-        <w:t xml:space="preserve">Lecture 21 noted an irony: the</w:t>
-      </w:r>
-      <w:r>
-        <w:t xml:space="preserve"> </w:t>
-      </w:r>
-      <w:r>
-        <w:t xml:space="preserve">“soft skills”</w:t>
-      </w:r>
-      <w:r>
-        <w:t xml:space="preserve"> </w:t>
-      </w:r>
-      <w:r>
-        <w:t xml:space="preserve">often dismissed as less rigorous — relationship-building, emotional intelligence, cultural judgment — may be the</w:t>
-      </w:r>
-      <w:r>
-        <w:t xml:space="preserve"> </w:t>
-      </w:r>
-      <w:r>
-        <w:rPr>
-          <w:b/>
-          <w:bCs/>
-        </w:rPr>
-        <w:t xml:space="preserve">hardest to automate</w:t>
-      </w:r>
-      <w:r>
-        <w:t xml:space="preserve">. AI handles information processing, pattern recognition, and content generation well. It struggles with tasks requiring genuine empathy, navigating ambiguous social situations, and making judgment calls in novel contexts. The lecture argued that as AI makes technical execution easier, the value of these human-centric skills may actually increase.</w:t>
+        <w:t xml:space="preserve">Lecture 22 said that revenue and user wellbeing</w:t>
+      </w:r>
+      <w:r>
+        <w:t xml:space="preserve"> </w:t>
+      </w:r>
+      <w:r>
+        <w:t xml:space="preserve">“point in opposite directions”</w:t>
+      </w:r>
+      <w:r>
+        <w:t xml:space="preserve">. Recommendation algorithms maximise engagement (watch time, clicks, shares), not wellbeing. Facebook’s own research found that Instagram made body image worse for teenage girls, and the company kept the feature because fixing it would have cost engagement. Lecture 21 noted that AI today leans to replacement rather than augmentation.</w:t>
       </w:r>
     </w:p>
     <w:p>
@@ -1350,23 +891,7 @@
         </w:numPr>
       </w:pPr>
       <w:r>
-        <w:t xml:space="preserve">Pick</w:t>
-      </w:r>
-      <w:r>
-        <w:t xml:space="preserve"> </w:t>
-      </w:r>
-      <w:r>
-        <w:rPr>
-          <w:b/>
-          <w:bCs/>
-        </w:rPr>
-        <w:t xml:space="preserve">2 specific soft skills</w:t>
-      </w:r>
-      <w:r>
-        <w:t xml:space="preserve"> </w:t>
-      </w:r>
-      <w:r>
-        <w:t xml:space="preserve">(e.g., negotiation, conflict resolution, motivating a demoralised team, reading a room). For each, explain in 2–3 sentences why AI struggles with it. Be specific about what the skill requires that an LLM cannot provide.</w:t>
+        <w:t xml:space="preserve">In 3-4 sentences, describe the incentive structure behind both outcomes: platforms that harm wellbeing, and companies that replace workers instead of augmenting them. What do the two cases share?</w:t>
       </w:r>
     </w:p>
     <w:p>
@@ -1377,20 +902,23 @@
         </w:numPr>
       </w:pPr>
       <w:r>
-        <w:t xml:space="preserve">If AI makes technical execution cheaper and faster, should universities change what they teach? Propose</w:t>
-      </w:r>
-      <w:r>
-        <w:t xml:space="preserve"> </w:t>
-      </w:r>
-      <w:r>
-        <w:rPr>
-          <w:b/>
-          <w:bCs/>
-        </w:rPr>
-        <w:t xml:space="preserve">one concrete curricular change</w:t>
-      </w:r>
-      <w:r>
-        <w:t xml:space="preserve">, e.g. a new course, a revised requirement, or a different emphasis, that would better prepare students for an AI-influenced economy. Explain why this change addresses the shift described in the lecture. Write 3–4 sentences.</w:t>
+        <w:t xml:space="preserve">One response is:</w:t>
+      </w:r>
+      <w:r>
+        <w:t xml:space="preserve"> </w:t>
+      </w:r>
+      <w:r>
+        <w:rPr>
+          <w:i/>
+          <w:iCs/>
+        </w:rPr>
+        <w:t xml:space="preserve">“If the product gets worse, consumers will leave, and the market will fix it.”</w:t>
+      </w:r>
+      <w:r>
+        <w:t xml:space="preserve"> </w:t>
+      </w:r>
+      <w:r>
+        <w:t xml:space="preserve">In 3-4 sentences, explain why market forces alone are unlikely to fix either case. Think about what users and workers can observe and what information they lack.</w:t>
       </w:r>
     </w:p>
     <w:p>
@@ -1401,72 +929,194 @@
         </w:numPr>
       </w:pPr>
       <w:r>
-        <w:t xml:space="preserve">A critic says:</w:t>
-      </w:r>
-      <w:r>
-        <w:t xml:space="preserve"> </w:t>
-      </w:r>
+        <w:t xml:space="preserve">Propose one intervention (a regulation, a tax or a change of incentives) for either the attention economy or the labour market. Explain how it works and name one trade-off or unintended consequence. Write 4-5 sentences.</w:t>
+      </w:r>
+    </w:p>
+    <w:p>
+      <w:r>
+        <w:pict>
+          <v:rect style="width:0;height:1.5pt" o:hralign="center" o:hrstd="t" o:hr="t"/>
+        </w:pict>
+      </w:r>
+    </w:p>
+    <w:p>
+      <w:pPr>
+        <w:pStyle w:val="FirstParagraph"/>
+      </w:pPr>
       <w:r>
         <w:rPr>
           <w:i/>
           <w:iCs/>
         </w:rPr>
-        <w:t xml:space="preserve">“</w:t>
+        <w:t xml:space="preserve">Your answer:</w:t>
+      </w:r>
+    </w:p>
+    <w:p>
+      <w:pPr>
+        <w:pStyle w:val="BodyText"/>
+      </w:pPr>
+      <w:r>
+        <w:br/>
+      </w:r>
+    </w:p>
+    <w:p>
+      <w:pPr>
+        <w:pStyle w:val="BodyText"/>
+      </w:pPr>
+      <w:r>
+        <w:br/>
+      </w:r>
+    </w:p>
+    <w:p>
+      <w:pPr>
+        <w:pStyle w:val="BodyText"/>
+      </w:pPr>
+      <w:r>
+        <w:br/>
+      </w:r>
+    </w:p>
+    <w:p>
+      <w:r>
+        <w:pict>
+          <v:rect style="width:0;height:1.5pt" o:hralign="center" o:hrstd="t" o:hr="t"/>
+        </w:pict>
+      </w:r>
+    </w:p>
+    <w:bookmarkEnd w:id="13"/>
+    <w:bookmarkStart w:id="14" w:name="bonus-question"/>
+    <w:p>
+      <w:pPr>
+        <w:pStyle w:val="Heading3"/>
+      </w:pPr>
+      <w:r>
+        <w:t xml:space="preserve">Bonus question</w:t>
+      </w:r>
+    </w:p>
+    <w:p>
+      <w:pPr>
+        <w:pStyle w:val="FirstParagraph"/>
+      </w:pPr>
+      <w:r>
+        <w:t xml:space="preserve">Lecture 21 noted an irony:</w:t>
+      </w:r>
+      <w:r>
+        <w:t xml:space="preserve"> </w:t>
+      </w:r>
+      <w:r>
+        <w:t xml:space="preserve">“soft skills”</w:t>
+      </w:r>
+      <w:r>
+        <w:t xml:space="preserve">, once dismissed as fluffy, may be the hardest to automate. The lecture listed building relationships, emotional intelligence, and cultural and contextual judgment. AI handles content generation, data analysis and pattern recognition well. It struggles with empathy, ambiguous social situations and judgment in novel situations. As AI makes technical work easier, these skills may become more valuable.</w:t>
+      </w:r>
+    </w:p>
+    <w:p>
+      <w:pPr>
+        <w:pStyle w:val="BodyText"/>
+      </w:pPr>
+      <w:r>
+        <w:rPr>
+          <w:b/>
+          <w:bCs/>
+        </w:rPr>
+        <w:t xml:space="preserve">Your task:</w:t>
+      </w:r>
+    </w:p>
+    <w:p>
+      <w:pPr>
+        <w:numPr>
+          <w:ilvl w:val="0"/>
+          <w:numId w:val="1008"/>
+        </w:numPr>
+      </w:pPr>
+      <w:r>
+        <w:t xml:space="preserve">Take two soft skills (for example negotiation, conflict resolution, motivating a demoralised team, or reading a room). For each, explain in 2-3 sentences why AI struggles with it. Say what the skill needs that an LLM cannot provide.</w:t>
+      </w:r>
+    </w:p>
+    <w:p>
+      <w:pPr>
+        <w:numPr>
+          <w:ilvl w:val="0"/>
+          <w:numId w:val="1008"/>
+        </w:numPr>
+      </w:pPr>
+      <w:r>
+        <w:t xml:space="preserve">If AI makes technical work cheaper and faster, should universities change what they teach? Propose one concrete change (a new course, a revised requirement or a different emphasis). Explain in 3-4 sentences how it responds to the shift the lecture described.</w:t>
+      </w:r>
+    </w:p>
+    <w:p>
+      <w:pPr>
+        <w:numPr>
+          <w:ilvl w:val="0"/>
+          <w:numId w:val="1008"/>
+        </w:numPr>
+      </w:pPr>
+      <w:r>
+        <w:t xml:space="preserve">A critic says:</w:t>
+      </w:r>
+      <w:r>
+        <w:t xml:space="preserve"> </w:t>
       </w:r>
       <w:r>
         <w:rPr>
           <w:i/>
           <w:iCs/>
         </w:rPr>
-        <w:t xml:space="preserve">‘Soft skills’</w:t>
+        <w:t xml:space="preserve">“</w:t>
       </w:r>
       <w:r>
         <w:rPr>
           <w:i/>
           <w:iCs/>
         </w:rPr>
-        <w:t xml:space="preserve"> </w:t>
+        <w:t xml:space="preserve">‘Soft skills’</w:t>
       </w:r>
       <w:r>
         <w:rPr>
           <w:i/>
           <w:iCs/>
         </w:rPr>
-        <w:t xml:space="preserve">is just an admission that we don’t know what will matter. You’re telling students to be vaguely</w:t>
+        <w:t xml:space="preserve"> </w:t>
       </w:r>
       <w:r>
         <w:rPr>
           <w:i/>
           <w:iCs/>
         </w:rPr>
-        <w:t xml:space="preserve"> </w:t>
+        <w:t xml:space="preserve">is just an admission that we don’t know what will matter. You’re telling students to be vaguely</w:t>
       </w:r>
       <w:r>
         <w:rPr>
           <w:i/>
           <w:iCs/>
         </w:rPr>
-        <w:t xml:space="preserve">‘human’</w:t>
+        <w:t xml:space="preserve"> </w:t>
       </w:r>
       <w:r>
         <w:rPr>
           <w:i/>
           <w:iCs/>
         </w:rPr>
-        <w:t xml:space="preserve"> </w:t>
+        <w:t xml:space="preserve">‘human’</w:t>
       </w:r>
       <w:r>
         <w:rPr>
           <w:i/>
           <w:iCs/>
         </w:rPr>
+        <w:t xml:space="preserve"> </w:t>
+      </w:r>
+      <w:r>
+        <w:rPr>
+          <w:i/>
+          <w:iCs/>
+        </w:rPr>
         <w:t xml:space="preserve">because you can’t predict what AI won’t do.”</w:t>
       </w:r>
       <w:r>
         <w:t xml:space="preserve"> </w:t>
       </w:r>
       <w:r>
-        <w:t xml:space="preserve">Respond in 3–4 sentences. Is the critic right, partially right, or wrong?</w:t>
+        <w:t xml:space="preserve">Is the critic right, partly right or wrong? Respond in 3-4 sentences.</w:t>
       </w:r>
     </w:p>
     <w:p>
@@ -1909,34 +1559,7 @@
     </w:lvlOverride>
   </w:num>
   <w:num w:numId="1005">
-    <w:abstractNumId w:val="99411"/>
-    <w:lvlOverride w:ilvl="0">
-      <w:startOverride w:val="1"/>
-    </w:lvlOverride>
-    <w:lvlOverride w:ilvl="1">
-      <w:startOverride w:val="1"/>
-    </w:lvlOverride>
-    <w:lvlOverride w:ilvl="2">
-      <w:startOverride w:val="1"/>
-    </w:lvlOverride>
-    <w:lvlOverride w:ilvl="3">
-      <w:startOverride w:val="1"/>
-    </w:lvlOverride>
-    <w:lvlOverride w:ilvl="4">
-      <w:startOverride w:val="1"/>
-    </w:lvlOverride>
-    <w:lvlOverride w:ilvl="5">
-      <w:startOverride w:val="1"/>
-    </w:lvlOverride>
-    <w:lvlOverride w:ilvl="6">
-      <w:startOverride w:val="1"/>
-    </w:lvlOverride>
-    <w:lvlOverride w:ilvl="7">
-      <w:startOverride w:val="1"/>
-    </w:lvlOverride>
-    <w:lvlOverride w:ilvl="8">
-      <w:startOverride w:val="1"/>
-    </w:lvlOverride>
+    <w:abstractNumId w:val="991"/>
   </w:num>
   <w:num w:numId="1006">
     <w:abstractNumId w:val="99411"/>
@@ -1969,6 +1592,36 @@
     </w:lvlOverride>
   </w:num>
   <w:num w:numId="1007">
+    <w:abstractNumId w:val="99411"/>
+    <w:lvlOverride w:ilvl="0">
+      <w:startOverride w:val="1"/>
+    </w:lvlOverride>
+    <w:lvlOverride w:ilvl="1">
+      <w:startOverride w:val="1"/>
+    </w:lvlOverride>
+    <w:lvlOverride w:ilvl="2">
+      <w:startOverride w:val="1"/>
+    </w:lvlOverride>
+    <w:lvlOverride w:ilvl="3">
+      <w:startOverride w:val="1"/>
+    </w:lvlOverride>
+    <w:lvlOverride w:ilvl="4">
+      <w:startOverride w:val="1"/>
+    </w:lvlOverride>
+    <w:lvlOverride w:ilvl="5">
+      <w:startOverride w:val="1"/>
+    </w:lvlOverride>
+    <w:lvlOverride w:ilvl="6">
+      <w:startOverride w:val="1"/>
+    </w:lvlOverride>
+    <w:lvlOverride w:ilvl="7">
+      <w:startOverride w:val="1"/>
+    </w:lvlOverride>
+    <w:lvlOverride w:ilvl="8">
+      <w:startOverride w:val="1"/>
+    </w:lvlOverride>
+  </w:num>
+  <w:num w:numId="1008">
     <w:abstractNumId w:val="99411"/>
     <w:lvlOverride w:ilvl="0">
       <w:startOverride w:val="1"/>
@@ -2663,7 +2316,6 @@
     <w:link w:val="VerbatimChar"/>
     <w:pPr>
       <w:wordWrap w:val="off"/>
-      <w:shd w:val="clear" w:fill="f1f3f5"/>
     </w:pPr>
   </w:style>
   <w:style w:type="character" w:customStyle="1" w:styleId="KeywordTok">
@@ -2671,104 +2323,93 @@
     <w:basedOn w:val="VerbatimChar"/>
     <w:rPr>
       <w:b/>
-      <w:color w:val="003b4f"/>
-      <w:shd w:val="clear" w:fill="f1f3f5"/>
+      <w:color w:val="007020"/>
     </w:rPr>
   </w:style>
   <w:style w:type="character" w:customStyle="1" w:styleId="DataTypeTok">
     <w:name w:val="DataTypeTok"/>
     <w:basedOn w:val="VerbatimChar"/>
     <w:rPr>
-      <w:color w:val="ad0000"/>
-      <w:shd w:val="clear" w:fill="f1f3f5"/>
+      <w:color w:val="902000"/>
     </w:rPr>
   </w:style>
   <w:style w:type="character" w:customStyle="1" w:styleId="DecValTok">
     <w:name w:val="DecValTok"/>
     <w:basedOn w:val="VerbatimChar"/>
     <w:rPr>
-      <w:color w:val="ad0000"/>
-      <w:shd w:val="clear" w:fill="f1f3f5"/>
+      <w:color w:val="40a070"/>
     </w:rPr>
   </w:style>
   <w:style w:type="character" w:customStyle="1" w:styleId="BaseNTok">
     <w:name w:val="BaseNTok"/>
     <w:basedOn w:val="VerbatimChar"/>
     <w:rPr>
-      <w:color w:val="ad0000"/>
-      <w:shd w:val="clear" w:fill="f1f3f5"/>
+      <w:color w:val="40a070"/>
     </w:rPr>
   </w:style>
   <w:style w:type="character" w:customStyle="1" w:styleId="FloatTok">
     <w:name w:val="FloatTok"/>
     <w:basedOn w:val="VerbatimChar"/>
     <w:rPr>
-      <w:color w:val="ad0000"/>
-      <w:shd w:val="clear" w:fill="f1f3f5"/>
+      <w:color w:val="40a070"/>
     </w:rPr>
   </w:style>
   <w:style w:type="character" w:customStyle="1" w:styleId="ConstantTok">
     <w:name w:val="ConstantTok"/>
     <w:basedOn w:val="VerbatimChar"/>
     <w:rPr>
-      <w:color w:val="8f5902"/>
-      <w:shd w:val="clear" w:fill="f1f3f5"/>
+      <w:color w:val="880000"/>
     </w:rPr>
   </w:style>
   <w:style w:type="character" w:customStyle="1" w:styleId="CharTok">
     <w:name w:val="CharTok"/>
     <w:basedOn w:val="VerbatimChar"/>
     <w:rPr>
-      <w:color w:val="20794d"/>
-      <w:shd w:val="clear" w:fill="f1f3f5"/>
+      <w:color w:val="4070a0"/>
     </w:rPr>
   </w:style>
   <w:style w:type="character" w:customStyle="1" w:styleId="SpecialCharTok">
     <w:name w:val="SpecialCharTok"/>
     <w:basedOn w:val="VerbatimChar"/>
     <w:rPr>
-      <w:color w:val="5e5e5e"/>
-      <w:shd w:val="clear" w:fill="f1f3f5"/>
+      <w:color w:val="4070a0"/>
     </w:rPr>
   </w:style>
   <w:style w:type="character" w:customStyle="1" w:styleId="StringTok">
     <w:name w:val="StringTok"/>
     <w:basedOn w:val="VerbatimChar"/>
     <w:rPr>
-      <w:color w:val="20794d"/>
-      <w:shd w:val="clear" w:fill="f1f3f5"/>
+      <w:color w:val="4070a0"/>
     </w:rPr>
   </w:style>
   <w:style w:type="character" w:customStyle="1" w:styleId="VerbatimStringTok">
     <w:name w:val="VerbatimStringTok"/>
     <w:basedOn w:val="VerbatimChar"/>
     <w:rPr>
-      <w:color w:val="20794d"/>
-      <w:shd w:val="clear" w:fill="f1f3f5"/>
+      <w:color w:val="4070a0"/>
     </w:rPr>
   </w:style>
   <w:style w:type="character" w:customStyle="1" w:styleId="SpecialStringTok">
     <w:name w:val="SpecialStringTok"/>
     <w:basedOn w:val="VerbatimChar"/>
     <w:rPr>
-      <w:color w:val="20794d"/>
-      <w:shd w:val="clear" w:fill="f1f3f5"/>
+      <w:color w:val="bb6688"/>
     </w:rPr>
   </w:style>
   <w:style w:type="character" w:customStyle="1" w:styleId="ImportTok">
     <w:name w:val="ImportTok"/>
     <w:basedOn w:val="VerbatimChar"/>
     <w:rPr>
-      <w:color w:val="00769e"/>
-      <w:shd w:val="clear" w:fill="f1f3f5"/>
+      <w:b/>
+      <w:color w:val="008000"/>
     </w:rPr>
   </w:style>
   <w:style w:type="character" w:customStyle="1" w:styleId="CommentTok">
     <w:name w:val="CommentTok"/>
     <w:basedOn w:val="VerbatimChar"/>
     <w:rPr>
-      <w:color w:val="5e5e5e"/>
-      <w:shd w:val="clear" w:fill="f1f3f5"/>
+      <w:i/>
+      <w:color w:val="60a0b0"/>
     </w:rPr>
   </w:style>
   <w:style w:type="character" w:customStyle="1" w:styleId="DocumentationTok">
@@ -2776,49 +2417,46 @@
     <w:basedOn w:val="VerbatimChar"/>
     <w:rPr>
       <w:i/>
-      <w:color w:val="5e5e5e"/>
-      <w:shd w:val="clear" w:fill="f1f3f5"/>
+      <w:color w:val="ba2121"/>
     </w:rPr>
   </w:style>
   <w:style w:type="character" w:customStyle="1" w:styleId="AnnotationTok">
     <w:name w:val="AnnotationTok"/>
     <w:basedOn w:val="VerbatimChar"/>
     <w:rPr>
-      <w:color w:val="5e5e5e"/>
-      <w:shd w:val="clear" w:fill="f1f3f5"/>
+      <w:b/>
+      <w:i/>
+      <w:color w:val="60a0b0"/>
     </w:rPr>
   </w:style>
   <w:style w:type="character" w:customStyle="1" w:styleId="CommentVarTok">
     <w:name w:val="CommentVarTok"/>
     <w:basedOn w:val="VerbatimChar"/>
     <w:rPr>
+      <w:b/>
       <w:i/>
-      <w:color w:val="5e5e5e"/>
-      <w:shd w:val="clear" w:fill="f1f3f5"/>
+      <w:color w:val="60a0b0"/>
     </w:rPr>
   </w:style>
   <w:style w:type="character" w:customStyle="1" w:styleId="OtherTok">
     <w:name w:val="OtherTok"/>
     <w:basedOn w:val="VerbatimChar"/>
     <w:rPr>
-      <w:color w:val="003b4f"/>
-      <w:shd w:val="clear" w:fill="f1f3f5"/>
+      <w:color w:val="007020"/>
     </w:rPr>
   </w:style>
   <w:style w:type="character" w:customStyle="1" w:styleId="FunctionTok">
     <w:name w:val="FunctionTok"/>
     <w:basedOn w:val="VerbatimChar"/>
     <w:rPr>
-      <w:color w:val="4758ab"/>
-      <w:shd w:val="clear" w:fill="f1f3f5"/>
+      <w:color w:val="06287e"/>
     </w:rPr>
   </w:style>
   <w:style w:type="character" w:customStyle="1" w:styleId="VariableTok">
     <w:name w:val="VariableTok"/>
     <w:basedOn w:val="VerbatimChar"/>
     <w:rPr>
-      <w:color w:val="111111"/>
-      <w:shd w:val="clear" w:fill="f1f3f5"/>
+      <w:color w:val="19177c"/>
     </w:rPr>
   </w:style>
   <w:style w:type="character" w:customStyle="1" w:styleId="ControlFlowTok">
@@ -2826,98 +2464,85 @@
     <w:basedOn w:val="VerbatimChar"/>
     <w:rPr>
       <w:b/>
-      <w:color w:val="003b4f"/>
-      <w:shd w:val="clear" w:fill="f1f3f5"/>
+      <w:color w:val="007020"/>
     </w:rPr>
   </w:style>
   <w:style w:type="character" w:customStyle="1" w:styleId="OperatorTok">
     <w:name w:val="OperatorTok"/>
     <w:basedOn w:val="VerbatimChar"/>
     <w:rPr>
-      <w:color w:val="5e5e5e"/>
-      <w:shd w:val="clear" w:fill="f1f3f5"/>
+      <w:color w:val="666666"/>
     </w:rPr>
   </w:style>
   <w:style w:type="character" w:customStyle="1" w:styleId="BuiltInTok">
     <w:name w:val="BuiltInTok"/>
     <w:basedOn w:val="VerbatimChar"/>
     <w:rPr>
-      <w:color w:val="003b4f"/>
-      <w:shd w:val="clear" w:fill="f1f3f5"/>
+      <w:color w:val="008000"/>
     </w:rPr>
   </w:style>
   <w:style w:type="character" w:customStyle="1" w:styleId="ExtensionTok">
     <w:name w:val="ExtensionTok"/>
     <w:basedOn w:val="VerbatimChar"/>
-    <w:rPr>
-      <w:color w:val="003b4f"/>
-      <w:shd w:val="clear" w:fill="f1f3f5"/>
-    </w:rPr>
+    <w:rPr/>
   </w:style>
   <w:style w:type="character" w:customStyle="1" w:styleId="PreprocessorTok">
     <w:name w:val="PreprocessorTok"/>
     <w:basedOn w:val="VerbatimChar"/>
     <w:rPr>
-      <w:color w:val="ad0000"/>
-      <w:shd w:val="clear" w:fill="f1f3f5"/>
+      <w:color w:val="bc7a00"/>
     </w:rPr>
   </w:style>
   <w:style w:type="character" w:customStyle="1" w:styleId="AttributeTok">
     <w:name w:val="AttributeTok"/>
     <w:basedOn w:val="VerbatimChar"/>
     <w:rPr>
-      <w:color w:val="657422"/>
-      <w:shd w:val="clear" w:fill="f1f3f5"/>
+      <w:color w:val="7d9029"/>
     </w:rPr>
   </w:style>
   <w:style w:type="character" w:customStyle="1" w:styleId="RegionMarkerTok">
     <w:name w:val="RegionMarkerTok"/>
     <w:basedOn w:val="VerbatimChar"/>
-    <w:rPr>
-      <w:color w:val="003b4f"/>
-      <w:shd w:val="clear" w:fill="f1f3f5"/>
-    </w:rPr>
+    <w:rPr/>
   </w:style>
   <w:style w:type="character" w:customStyle="1" w:styleId="InformationTok">
     <w:name w:val="InformationTok"/>
     <w:basedOn w:val="VerbatimChar"/>
     <w:rPr>
-      <w:color w:val="5e5e5e"/>
-      <w:shd w:val="clear" w:fill="f1f3f5"/>
+      <w:b/>
+      <w:i/>
+      <w:color w:val="60a0b0"/>
     </w:rPr>
   </w:style>
   <w:style w:type="character" w:customStyle="1" w:styleId="WarningTok">
     <w:name w:val="WarningTok"/>
     <w:basedOn w:val="VerbatimChar"/>
     <w:rPr>
+      <w:b/>
       <w:i/>
-      <w:color w:val="5e5e5e"/>
-      <w:shd w:val="clear" w:fill="f1f3f5"/>
+      <w:color w:val="60a0b0"/>
     </w:rPr>
   </w:style>
   <w:style w:type="character" w:customStyle="1" w:styleId="AlertTok">
     <w:name w:val="AlertTok"/>
     <w:basedOn w:val="VerbatimChar"/>
     <w:rPr>
-      <w:color w:val="ad0000"/>
-      <w:shd w:val="clear" w:fill="f1f3f5"/>
+      <w:b/>
+      <w:color w:val="ff0000"/>
     </w:rPr>
   </w:style>
   <w:style w:type="character" w:customStyle="1" w:styleId="ErrorTok">
     <w:name w:val="ErrorTok"/>
     <w:basedOn w:val="VerbatimChar"/>
     <w:rPr>
-      <w:color w:val="ad0000"/>
-      <w:shd w:val="clear" w:fill="f1f3f5"/>
+      <w:b/>
+      <w:color w:val="ff0000"/>
     </w:rPr>
   </w:style>
   <w:style w:type="character" w:customStyle="1" w:styleId="NormalTok">
     <w:name w:val="NormalTok"/>
     <w:basedOn w:val="VerbatimChar"/>
-    <w:rPr>
-      <w:color w:val="003b4f"/>
-      <w:shd w:val="clear" w:fill="f1f3f5"/>
-    </w:rPr>
+    <w:rPr/>
   </w:style>
 </w:styles>
 </file>
